--- a/_site/posts/2015-05-14-el-aborto/index.docx
+++ b/_site/posts/2015-05-14-el-aborto/index.docx
@@ -44,7 +44,7 @@
         <w:t xml:space="preserve"> </w:t>
       </w:r>
     </w:p>
-    <w:bookmarkStart w:id="20" w:name="title"/>
+    <w:bookmarkStart w:id="22" w:name="title"/>
     <w:p>
       <w:pPr>
         <w:pStyle w:val="Heading1"/>
@@ -137,8 +137,8 @@
         <w:t xml:space="preserve"> </w:t>
       </w:r>
     </w:p>
-    <w:bookmarkEnd w:id="20"/>
-    <w:bookmarkStart w:id="24" w:name="author-note"/>
+    <w:bookmarkEnd w:id="22"/>
+    <w:bookmarkStart w:id="26" w:name="author-note"/>
     <w:p>
       <w:pPr>
         <w:pStyle w:val="Heading1"/>
@@ -157,15 +157,15 @@
       <w:r>
         <w:t xml:space="preserve"> </w:t>
       </w:r>
-      <w:bookmarkStart w:id="21" w:name="orchid"/>
+      <w:bookmarkStart w:id="23" w:name="orchid"/>
       <w:r>
         <w:t xml:space="preserve">Orcid ID Logo: A green circle with white letters ID</w:t>
       </w:r>
-      <w:bookmarkEnd w:id="21"/>
-      <w:r>
-        <w:t xml:space="preserve"> </w:t>
-      </w:r>
-      <w:hyperlink r:id="rId22">
+      <w:bookmarkEnd w:id="23"/>
+      <w:r>
+        <w:t xml:space="preserve"> </w:t>
+      </w:r>
+      <w:hyperlink r:id="rId24">
         <w:r>
           <w:rPr>
             <w:rStyle w:val="Hyperlink"/>
@@ -251,7 +251,7 @@
       <w:r>
         <w:t xml:space="preserve"> </w:t>
       </w:r>
-      <w:hyperlink r:id="rId23">
+      <w:hyperlink r:id="rId25">
         <w:r>
           <w:rPr>
             <w:rStyle w:val="Hyperlink"/>
@@ -265,8 +265,8 @@
         <w:br w:type="page"/>
       </w:r>
     </w:p>
-    <w:bookmarkEnd w:id="24"/>
-    <w:bookmarkStart w:id="25" w:name="abstract"/>
+    <w:bookmarkEnd w:id="26"/>
+    <w:bookmarkStart w:id="27" w:name="abstract"/>
     <w:p>
       <w:pPr>
         <w:pStyle w:val="Heading1"/>
@@ -303,8 +303,8 @@
         <w:br w:type="page"/>
       </w:r>
     </w:p>
-    <w:bookmarkEnd w:id="25"/>
-    <w:bookmarkStart w:id="26" w:name="firstheader"/>
+    <w:bookmarkEnd w:id="27"/>
+    <w:bookmarkStart w:id="28" w:name="firstheader"/>
     <w:p>
       <w:pPr>
         <w:pStyle w:val="Heading1"/>
@@ -329,8 +329,8 @@
         <w:t xml:space="preserve">La finalidad que quiero trasmitir es que antes de tomar una decisión como el de abortar debemos conocer los riesgos que pueden ocurrir y saber cómo afrontar una situación así.</w:t>
       </w:r>
     </w:p>
-    <w:bookmarkEnd w:id="26"/>
-    <w:bookmarkStart w:id="31" w:name="el-aborto"/>
+    <w:bookmarkEnd w:id="28"/>
+    <w:bookmarkStart w:id="33" w:name="el-aborto"/>
     <w:p>
       <w:pPr>
         <w:pStyle w:val="Heading1"/>
@@ -422,7 +422,7 @@
         <w:t xml:space="preserve">. Así, se refiere a un parto anticipado, una privación del nacimiento o un nacimiento antes de tiempo.</w:t>
       </w:r>
     </w:p>
-    <w:bookmarkStart w:id="27" w:name="definición"/>
+    <w:bookmarkStart w:id="29" w:name="definición"/>
     <w:p>
       <w:pPr>
         <w:pStyle w:val="Heading2"/>
@@ -439,8 +439,8 @@
         <w:t xml:space="preserve">El aborto es la interrupción deliberada del proceso fisiológico del embarazo, resultando en la muerte del producto de la concepción, ya sea dentro o fuera del claustro materno.</w:t>
       </w:r>
     </w:p>
-    <w:bookmarkEnd w:id="27"/>
-    <w:bookmarkStart w:id="28" w:name="causas"/>
+    <w:bookmarkEnd w:id="29"/>
+    <w:bookmarkStart w:id="30" w:name="causas"/>
     <w:p>
       <w:pPr>
         <w:pStyle w:val="Heading2"/>
@@ -562,8 +562,8 @@
         <w:t xml:space="preserve">Aunque es un trauma profundo, incluso en estos casos, hablamos de un ser humano en desarrollo.</w:t>
       </w:r>
     </w:p>
-    <w:bookmarkEnd w:id="28"/>
-    <w:bookmarkStart w:id="29" w:name="tipos-de-aborto"/>
+    <w:bookmarkEnd w:id="30"/>
+    <w:bookmarkStart w:id="31" w:name="tipos-de-aborto"/>
     <w:p>
       <w:pPr>
         <w:pStyle w:val="Heading2"/>
@@ -683,8 +683,8 @@
         <w:t xml:space="preserve">Reducir el número de fetos en embarazos múltiples.</w:t>
       </w:r>
     </w:p>
-    <w:bookmarkEnd w:id="29"/>
-    <w:bookmarkStart w:id="30" w:name="consecuencias"/>
+    <w:bookmarkEnd w:id="31"/>
+    <w:bookmarkStart w:id="32" w:name="consecuencias"/>
     <w:p>
       <w:pPr>
         <w:pStyle w:val="Heading2"/>
@@ -907,9 +907,9 @@
         <w:t xml:space="preserve">Otras complicaciones incluyen un aumento en cesáreas, nacimientos prematuros, y problemas de fertilidad.</w:t>
       </w:r>
     </w:p>
-    <w:bookmarkEnd w:id="30"/>
-    <w:bookmarkEnd w:id="31"/>
-    <w:bookmarkStart w:id="32" w:name="conclusiones"/>
+    <w:bookmarkEnd w:id="32"/>
+    <w:bookmarkEnd w:id="33"/>
+    <w:bookmarkStart w:id="34" w:name="conclusiones"/>
     <w:p>
       <w:pPr>
         <w:pStyle w:val="Heading1"/>
@@ -942,8 +942,8 @@
         <w:t xml:space="preserve">Aprendimos que los diferentes tipos de abortos que existen son terriblemente inhumanos y crueles y que tienen consecuencias al practicarse.</w:t>
       </w:r>
     </w:p>
-    <w:bookmarkEnd w:id="32"/>
-    <w:bookmarkStart w:id="51" w:name="publicaciones-similares"/>
+    <w:bookmarkEnd w:id="34"/>
+    <w:bookmarkStart w:id="53" w:name="publicaciones-similares"/>
     <w:p>
       <w:pPr>
         <w:pStyle w:val="Heading1"/>
@@ -968,11 +968,11 @@
           <w:numId w:val="1005"/>
         </w:numPr>
       </w:pPr>
-      <w:hyperlink r:id="rId33"/>
-      <w:r>
-        <w:t xml:space="preserve"> </w:t>
-      </w:r>
-      <w:hyperlink r:id="rId34">
+      <w:hyperlink r:id="rId35"/>
+      <w:r>
+        <w:t xml:space="preserve"> </w:t>
+      </w:r>
+      <w:hyperlink r:id="rId36">
         <w:r>
           <w:rPr>
             <w:rStyle w:val="Hyperlink"/>
@@ -989,11 +989,11 @@
           <w:numId w:val="1005"/>
         </w:numPr>
       </w:pPr>
-      <w:hyperlink r:id="rId35"/>
-      <w:r>
-        <w:t xml:space="preserve"> </w:t>
-      </w:r>
-      <w:hyperlink r:id="rId36">
+      <w:hyperlink r:id="rId37"/>
+      <w:r>
+        <w:t xml:space="preserve"> </w:t>
+      </w:r>
+      <w:hyperlink r:id="rId38">
         <w:r>
           <w:rPr>
             <w:rStyle w:val="Hyperlink"/>
@@ -1010,11 +1010,11 @@
           <w:numId w:val="1005"/>
         </w:numPr>
       </w:pPr>
-      <w:hyperlink r:id="rId37"/>
-      <w:r>
-        <w:t xml:space="preserve"> </w:t>
-      </w:r>
-      <w:hyperlink r:id="rId38">
+      <w:hyperlink r:id="rId39"/>
+      <w:r>
+        <w:t xml:space="preserve"> </w:t>
+      </w:r>
+      <w:hyperlink r:id="rId40">
         <w:r>
           <w:rPr>
             <w:rStyle w:val="Hyperlink"/>
@@ -1031,11 +1031,11 @@
           <w:numId w:val="1005"/>
         </w:numPr>
       </w:pPr>
-      <w:hyperlink r:id="rId39"/>
-      <w:r>
-        <w:t xml:space="preserve"> </w:t>
-      </w:r>
-      <w:hyperlink r:id="rId40">
+      <w:hyperlink r:id="rId41"/>
+      <w:r>
+        <w:t xml:space="preserve"> </w:t>
+      </w:r>
+      <w:hyperlink r:id="rId42">
         <w:r>
           <w:rPr>
             <w:rStyle w:val="Hyperlink"/>
@@ -1052,11 +1052,11 @@
           <w:numId w:val="1005"/>
         </w:numPr>
       </w:pPr>
-      <w:hyperlink r:id="rId41"/>
-      <w:r>
-        <w:t xml:space="preserve"> </w:t>
-      </w:r>
-      <w:hyperlink r:id="rId42">
+      <w:hyperlink r:id="rId43"/>
+      <w:r>
+        <w:t xml:space="preserve"> </w:t>
+      </w:r>
+      <w:hyperlink r:id="rId44">
         <w:r>
           <w:rPr>
             <w:rStyle w:val="Hyperlink"/>
@@ -1073,11 +1073,11 @@
           <w:numId w:val="1005"/>
         </w:numPr>
       </w:pPr>
-      <w:hyperlink r:id="rId43"/>
-      <w:r>
-        <w:t xml:space="preserve"> </w:t>
-      </w:r>
-      <w:hyperlink r:id="rId44">
+      <w:hyperlink r:id="rId45"/>
+      <w:r>
+        <w:t xml:space="preserve"> </w:t>
+      </w:r>
+      <w:hyperlink r:id="rId46">
         <w:r>
           <w:rPr>
             <w:rStyle w:val="Hyperlink"/>
@@ -1094,11 +1094,11 @@
           <w:numId w:val="1005"/>
         </w:numPr>
       </w:pPr>
-      <w:hyperlink r:id="rId45"/>
-      <w:r>
-        <w:t xml:space="preserve"> </w:t>
-      </w:r>
-      <w:hyperlink r:id="rId46">
+      <w:hyperlink r:id="rId47"/>
+      <w:r>
+        <w:t xml:space="preserve"> </w:t>
+      </w:r>
+      <w:hyperlink r:id="rId48">
         <w:r>
           <w:rPr>
             <w:rStyle w:val="Hyperlink"/>
@@ -1115,11 +1115,11 @@
           <w:numId w:val="1005"/>
         </w:numPr>
       </w:pPr>
-      <w:hyperlink r:id="rId47"/>
-      <w:r>
-        <w:t xml:space="preserve"> </w:t>
-      </w:r>
-      <w:hyperlink r:id="rId48">
+      <w:hyperlink r:id="rId49"/>
+      <w:r>
+        <w:t xml:space="preserve"> </w:t>
+      </w:r>
+      <w:hyperlink r:id="rId50">
         <w:r>
           <w:rPr>
             <w:rStyle w:val="Hyperlink"/>
@@ -1136,11 +1136,11 @@
           <w:numId w:val="1005"/>
         </w:numPr>
       </w:pPr>
-      <w:hyperlink r:id="rId49"/>
-      <w:r>
-        <w:t xml:space="preserve"> </w:t>
-      </w:r>
-      <w:hyperlink r:id="rId50">
+      <w:hyperlink r:id="rId51"/>
+      <w:r>
+        <w:t xml:space="preserve"> </w:t>
+      </w:r>
+      <w:hyperlink r:id="rId52">
         <w:r>
           <w:rPr>
             <w:rStyle w:val="Hyperlink"/>
@@ -1157,8 +1157,8 @@
         <w:t xml:space="preserve">Esperamos que encuentres estas publicaciones igualmente interesantes y útiles. ¡Disfruta de la lectura!</w:t>
       </w:r>
     </w:p>
-    <w:bookmarkEnd w:id="51"/>
-    <w:bookmarkStart w:id="52" w:name="referencias"/>
+    <w:bookmarkEnd w:id="53"/>
+    <w:bookmarkStart w:id="54" w:name="referencias"/>
     <w:p>
       <w:pPr>
         <w:pStyle w:val="Heading1"/>
@@ -1199,14 +1199,14 @@
         <w:t xml:space="preserve">Juárez, B. y Martínez, P. (2000). El derecho a la vida</w:t>
       </w:r>
     </w:p>
-    <w:bookmarkEnd w:id="52"/>
+    <w:bookmarkEnd w:id="54"/>
     <w:sectPr>
-      <w:headerReference r:id="rId9" w:type="even"/>
-      <w:headerReference r:id="rId11" w:type="default"/>
-      <w:footerReference r:id="rId14" w:type="even"/>
-      <w:footerReference r:id="rId13" w:type="default"/>
-      <w:headerReference r:id="rId10" w:type="first"/>
-      <w:footerReference r:id="rId12" w:type="first"/>
+      <w:headerReference r:id="rId8" w:type="even"/>
+      <w:headerReference r:id="rId9" w:type="default"/>
+      <w:footerReference r:id="rId10" w:type="even"/>
+      <w:footerReference r:id="rId11" w:type="default"/>
+      <w:headerReference r:id="rId12" w:type="first"/>
+      <w:footerReference r:id="rId13" w:type="first"/>
       <w:pgSz w:h="15840" w:w="12240"/>
       <w:pgMar w:bottom="1440" w:footer="720" w:gutter="0" w:header="720" w:left="1440" w:right="1440" w:top="1440"/>
       <w:cols w:space="720"/>
